--- a/docs/milestone_5/model_training_and_kitti_evaluation_draft.docx
+++ b/docs/milestone_5/model_training_and_kitti_evaluation_draft.docx
@@ -115,7 +115,7 @@
     </w:p>
     <w:p>
       <w:r>
-        <w:t>Slot A ran YOLOv8s, Faster R-CNN, and RetinaNet. Slot B ran RT-DETR-L as an interruption-expected run across a multi-session resume chain. All models used an effective batch size of 16, a 10.5-hour runtime guard, and checkpoint/resume-state packaging between sessions.</w:t>
+        <w:t>Slot A ran YOLOv8s, Faster R-CNN, and RetinaNet. Slot B ran RT-DETR-L as an interruption-expected run across a multi-session resume chain. All models used an effective batch size of 32 (RT-DETR-L: 16), a 10.5-hour runtime guard, and checkpoint/resume-state packaging between sessions.</w:t>
       </w:r>
     </w:p>
     <w:p>
